--- a/templates/Respite_TEMPLATE.docx
+++ b/templates/Respite_TEMPLATE.docx
@@ -4560,7 +4560,7 @@
           <w:bCs w:val="0"/>
           <w:szCs w:val="22"/>
         </w:rPr>
-        <w:t xml:space="preserve">DAILY RESIDENCY FEE</w:t>
+        <w:t xml:space="preserve">NIGHTLY RESIDENCY FEE</w:t>
       </w:r>
     </w:p>
     <w:p>
@@ -4596,7 +4596,7 @@
           <w:szCs w:val="22"/>
         </w:rPr>
         <w:tab/>
-        <w:t>${daily_rate}/DAY</w:t>
+        <w:t>${daily_rate}/NIGHT</w:t>
         <w:br/>
         <w:t xml:space="preserve">Resident 2:  {second_person_name}</w:t>
       </w:r>
@@ -4606,7 +4606,7 @@
           <w:sz w:val="18"/>
           <w:szCs w:val="18"/>
         </w:rPr>
-        <w:t xml:space="preserve"> ${second_person_rate}x{second_person_days} days = ${second_person_total}</w:t>
+        <w:t xml:space="preserve"> ${second_person_rate}x{second_person_days} nights = ${second_person_total}</w:t>
       </w:r>
       <w:r>
         <w:rPr>
@@ -4860,7 +4860,7 @@
           <w:szCs w:val="22"/>
           <w:lang w:val="en-GB"/>
         </w:rPr>
-        <w:t xml:space="preserve">1 person from {start_date}-{end_date} = {nights} days x ${daily_rate} = ${resident_total}     </w:t>
+        <w:t xml:space="preserve">1 person from {start_date}-{end_date} = {nights} nights x ${daily_rate} = ${resident_total}     </w:t>
       </w:r>
     </w:p>
     <w:p>
